--- a/작업일지/Week_4(250211-250224).docx
+++ b/작업일지/Week_4(250211-250224).docx
@@ -906,7 +906,6 @@
         <w:spacing w:after="0" w:line="240" w:lineRule="auto"/>
         <w:ind w:leftChars="0"/>
         <w:rPr>
-          <w:rFonts w:hint="eastAsia"/>
           <w:szCs w:val="20"/>
         </w:rPr>
       </w:pPr>
@@ -1030,7 +1029,6 @@
         <w:spacing w:after="0" w:line="240" w:lineRule="auto"/>
         <w:ind w:leftChars="0"/>
         <w:rPr>
-          <w:rFonts w:hint="eastAsia"/>
           <w:szCs w:val="20"/>
         </w:rPr>
       </w:pPr>
@@ -1082,25 +1080,7 @@
           <w:bCs/>
           <w:szCs w:val="20"/>
         </w:rPr>
-        <w:t>“</w:t>
-      </w:r>
-      <w:proofErr w:type="spellStart"/>
-      <w:r>
-        <w:rPr>
-          <w:b/>
-          <w:bCs/>
-          <w:szCs w:val="20"/>
-        </w:rPr>
-        <w:t>Yuuka</w:t>
-      </w:r>
-      <w:proofErr w:type="spellEnd"/>
-      <w:r>
-        <w:rPr>
-          <w:b/>
-          <w:bCs/>
-          <w:szCs w:val="20"/>
-        </w:rPr>
-        <w:t xml:space="preserve"> Original”, “Midori Original” </w:t>
+        <w:t xml:space="preserve">“Yuuka Original”, “Midori Original” </w:t>
       </w:r>
       <w:r>
         <w:rPr>
@@ -1426,7 +1406,6 @@
       <w:pPr>
         <w:spacing w:after="0" w:line="240" w:lineRule="auto"/>
         <w:rPr>
-          <w:rFonts w:hint="eastAsia"/>
           <w:szCs w:val="20"/>
         </w:rPr>
       </w:pPr>
@@ -1761,7 +1740,6 @@
             <w:pPr>
               <w:jc w:val="left"/>
               <w:rPr>
-                <w:rFonts w:hint="eastAsia"/>
                 <w:sz w:val="16"/>
                 <w:szCs w:val="16"/>
               </w:rPr>
@@ -1921,27 +1899,10 @@
               <w:rPr>
                 <w:rFonts w:hint="eastAsia"/>
               </w:rPr>
-              <w:t>.</w:t>
-            </w:r>
-            <w:proofErr w:type="gramStart"/>
-            <w:r>
-              <w:rPr>
-                <w:rFonts w:hint="eastAsia"/>
-              </w:rPr>
-              <w:t>02.</w:t>
-            </w:r>
-            <w:r>
-              <w:rPr>
-                <w:rFonts w:hint="eastAsia"/>
-              </w:rPr>
-              <w:t>*</w:t>
-            </w:r>
-            <w:proofErr w:type="gramEnd"/>
-            <w:r>
-              <w:rPr>
-                <w:rFonts w:hint="eastAsia"/>
-              </w:rPr>
-              <w:t>*</w:t>
+              <w:t>.0</w:t>
+            </w:r>
+            <w:r>
+              <w:t>3.12</w:t>
             </w:r>
           </w:p>
         </w:tc>
@@ -2017,7 +1978,6 @@
           <w:p>
             <w:pPr>
               <w:rPr>
-                <w:rFonts w:hint="eastAsia"/>
                 <w:szCs w:val="20"/>
               </w:rPr>
             </w:pPr>

--- a/작업일지/Week_4(250211-250224).docx
+++ b/작업일지/Week_4(250211-250224).docx
@@ -145,7 +145,6 @@
               </w:rPr>
               <w:t xml:space="preserve"> </w:t>
             </w:r>
-            <w:proofErr w:type="spellStart"/>
             <w:r>
               <w:rPr>
                 <w:rFonts w:hint="eastAsia"/>
@@ -155,7 +154,6 @@
               </w:rPr>
               <w:t>장하영</w:t>
             </w:r>
-            <w:proofErr w:type="spellEnd"/>
           </w:p>
         </w:tc>
         <w:tc>
@@ -171,7 +169,6 @@
                 <w:sz w:val="22"/>
               </w:rPr>
             </w:pPr>
-            <w:proofErr w:type="spellStart"/>
             <w:r>
               <w:rPr>
                 <w:rFonts w:hint="eastAsia"/>
@@ -180,7 +177,6 @@
               </w:rPr>
               <w:t>팀명</w:t>
             </w:r>
-            <w:proofErr w:type="spellEnd"/>
           </w:p>
         </w:tc>
         <w:tc>
@@ -565,25 +561,7 @@
                 <w:bCs/>
                 <w:szCs w:val="20"/>
               </w:rPr>
-              <w:t xml:space="preserve">서버 기능 추가, 캐릭터 위치와 </w:t>
-            </w:r>
-            <w:proofErr w:type="spellStart"/>
-            <w:r>
-              <w:rPr>
-                <w:rFonts w:hint="eastAsia"/>
-                <w:bCs/>
-                <w:szCs w:val="20"/>
-              </w:rPr>
-              <w:t>충돌체</w:t>
-            </w:r>
-            <w:proofErr w:type="spellEnd"/>
-            <w:r>
-              <w:rPr>
-                <w:rFonts w:hint="eastAsia"/>
-                <w:bCs/>
-                <w:szCs w:val="20"/>
-              </w:rPr>
-              <w:t xml:space="preserve"> 조정 </w:t>
+              <w:t xml:space="preserve">서버 기능 추가, 캐릭터 위치와 충돌체 조정 </w:t>
             </w:r>
           </w:p>
           <w:p>
@@ -600,7 +578,6 @@
                 <w:szCs w:val="20"/>
               </w:rPr>
             </w:pPr>
-            <w:proofErr w:type="spellStart"/>
             <w:r>
               <w:rPr>
                 <w:rFonts w:hint="eastAsia"/>
@@ -609,7 +586,6 @@
               </w:rPr>
               <w:t>장하영</w:t>
             </w:r>
-            <w:proofErr w:type="spellEnd"/>
             <w:r>
               <w:rPr>
                 <w:bCs/>
@@ -1000,23 +976,7 @@
           <w:rFonts w:hint="eastAsia"/>
           <w:szCs w:val="20"/>
         </w:rPr>
-        <w:t xml:space="preserve"> </w:t>
-      </w:r>
-      <w:proofErr w:type="spellStart"/>
-      <w:r>
-        <w:rPr>
-          <w:rFonts w:hint="eastAsia"/>
-          <w:szCs w:val="20"/>
-        </w:rPr>
-        <w:t>에셋을</w:t>
-      </w:r>
-      <w:proofErr w:type="spellEnd"/>
-      <w:r>
-        <w:rPr>
-          <w:rFonts w:hint="eastAsia"/>
-          <w:szCs w:val="20"/>
-        </w:rPr>
-        <w:t xml:space="preserve"> 사용하여 지형 위에 건물을 배치함. </w:t>
+        <w:t xml:space="preserve"> 에셋을 사용하여 지형 위에 건물을 배치함. </w:t>
       </w:r>
     </w:p>
     <w:p>
@@ -1118,75 +1078,39 @@
         </w:rPr>
         <w:t>“</w:t>
       </w:r>
-      <w:proofErr w:type="spellStart"/>
       <w:r>
         <w:rPr>
           <w:rFonts w:hint="eastAsia"/>
           <w:szCs w:val="20"/>
         </w:rPr>
-        <w:t>하야세</w:t>
-      </w:r>
-      <w:proofErr w:type="spellEnd"/>
+        <w:t>하야세 유우카</w:t>
+      </w:r>
+      <w:r>
+        <w:rPr>
+          <w:szCs w:val="20"/>
+        </w:rPr>
+        <w:t>”</w:t>
+      </w:r>
       <w:r>
         <w:rPr>
           <w:rFonts w:hint="eastAsia"/>
           <w:szCs w:val="20"/>
         </w:rPr>
-        <w:t xml:space="preserve"> </w:t>
-      </w:r>
-      <w:proofErr w:type="spellStart"/>
+        <w:t xml:space="preserve">, 저격총을 사용하는 </w:t>
+      </w:r>
+      <w:r>
+        <w:rPr>
+          <w:szCs w:val="20"/>
+        </w:rPr>
+        <w:t>“</w:t>
+      </w:r>
       <w:r>
         <w:rPr>
           <w:rFonts w:hint="eastAsia"/>
           <w:szCs w:val="20"/>
         </w:rPr>
-        <w:t>유우카</w:t>
-      </w:r>
-      <w:proofErr w:type="spellEnd"/>
-      <w:r>
-        <w:rPr>
-          <w:szCs w:val="20"/>
-        </w:rPr>
-        <w:t>”</w:t>
-      </w:r>
-      <w:r>
-        <w:rPr>
-          <w:rFonts w:hint="eastAsia"/>
-          <w:szCs w:val="20"/>
-        </w:rPr>
-        <w:t xml:space="preserve">, 저격총을 사용하는 </w:t>
-      </w:r>
-      <w:r>
-        <w:rPr>
-          <w:szCs w:val="20"/>
-        </w:rPr>
-        <w:t>“</w:t>
-      </w:r>
-      <w:proofErr w:type="spellStart"/>
-      <w:r>
-        <w:rPr>
-          <w:rFonts w:hint="eastAsia"/>
-          <w:szCs w:val="20"/>
-        </w:rPr>
-        <w:t>사이바</w:t>
-      </w:r>
-      <w:proofErr w:type="spellEnd"/>
-      <w:r>
-        <w:rPr>
-          <w:rFonts w:hint="eastAsia"/>
-          <w:szCs w:val="20"/>
-        </w:rPr>
-        <w:t xml:space="preserve"> </w:t>
-      </w:r>
-      <w:proofErr w:type="spellStart"/>
-      <w:r>
-        <w:rPr>
-          <w:rFonts w:hint="eastAsia"/>
-          <w:szCs w:val="20"/>
-        </w:rPr>
-        <w:t>미도리</w:t>
-      </w:r>
-      <w:proofErr w:type="spellEnd"/>
+        <w:t>사이바 미도리</w:t>
+      </w:r>
       <w:r>
         <w:rPr>
           <w:szCs w:val="20"/>
@@ -1281,14 +1205,12 @@
         </w:rPr>
         <w:t xml:space="preserve">서버를 실행할 때 매개변수로 스레드의 수를 전달하여 </w:t>
       </w:r>
-      <w:proofErr w:type="spellStart"/>
       <w:r>
         <w:rPr>
           <w:szCs w:val="20"/>
         </w:rPr>
         <w:t>tokio</w:t>
       </w:r>
-      <w:proofErr w:type="spellEnd"/>
       <w:r>
         <w:rPr>
           <w:rFonts w:hint="eastAsia"/>
@@ -1344,56 +1266,46 @@
         </w:rPr>
         <w:t xml:space="preserve">점유하는 상황이 발생할 경우 </w:t>
       </w:r>
-      <w:proofErr w:type="spellStart"/>
+      <w:r>
+        <w:rPr>
+          <w:szCs w:val="20"/>
+        </w:rPr>
+        <w:t xml:space="preserve">tokio </w:t>
+      </w:r>
+      <w:r>
+        <w:rPr>
+          <w:rFonts w:hint="eastAsia"/>
+          <w:szCs w:val="20"/>
+        </w:rPr>
+        <w:t>내부 스케</w:t>
+      </w:r>
+      <w:r>
+        <w:rPr>
+          <w:rFonts w:hint="eastAsia"/>
+          <w:szCs w:val="20"/>
+        </w:rPr>
+        <w:t>줄</w:t>
+      </w:r>
+      <w:r>
+        <w:rPr>
+          <w:rFonts w:hint="eastAsia"/>
+          <w:szCs w:val="20"/>
+        </w:rPr>
+        <w:t xml:space="preserve">러에 의해 다른 작업이 </w:t>
+      </w:r>
+      <w:r>
+        <w:rPr>
+          <w:rFonts w:hint="eastAsia"/>
+          <w:szCs w:val="20"/>
+        </w:rPr>
+        <w:t xml:space="preserve">실행되지 못할 수 있다. 이를 사전에 방지하고자 </w:t>
+      </w:r>
       <w:r>
         <w:rPr>
           <w:szCs w:val="20"/>
         </w:rPr>
         <w:t>tokio</w:t>
       </w:r>
-      <w:proofErr w:type="spellEnd"/>
-      <w:r>
-        <w:rPr>
-          <w:szCs w:val="20"/>
-        </w:rPr>
-        <w:t xml:space="preserve"> </w:t>
-      </w:r>
-      <w:r>
-        <w:rPr>
-          <w:rFonts w:hint="eastAsia"/>
-          <w:szCs w:val="20"/>
-        </w:rPr>
-        <w:t>내부 스케</w:t>
-      </w:r>
-      <w:r>
-        <w:rPr>
-          <w:rFonts w:hint="eastAsia"/>
-          <w:szCs w:val="20"/>
-        </w:rPr>
-        <w:t>줄</w:t>
-      </w:r>
-      <w:r>
-        <w:rPr>
-          <w:rFonts w:hint="eastAsia"/>
-          <w:szCs w:val="20"/>
-        </w:rPr>
-        <w:t xml:space="preserve">러에 의해 다른 작업이 </w:t>
-      </w:r>
-      <w:r>
-        <w:rPr>
-          <w:rFonts w:hint="eastAsia"/>
-          <w:szCs w:val="20"/>
-        </w:rPr>
-        <w:t xml:space="preserve">실행되지 못할 수 있다. 이를 사전에 방지하고자 </w:t>
-      </w:r>
-      <w:proofErr w:type="spellStart"/>
-      <w:r>
-        <w:rPr>
-          <w:szCs w:val="20"/>
-        </w:rPr>
-        <w:t>tokio</w:t>
-      </w:r>
-      <w:proofErr w:type="spellEnd"/>
       <w:r>
         <w:rPr>
           <w:rFonts w:hint="eastAsia"/>
@@ -1517,7 +1429,6 @@
           <w:szCs w:val="24"/>
         </w:rPr>
       </w:pPr>
-      <w:proofErr w:type="spellStart"/>
       <w:r>
         <w:rPr>
           <w:rFonts w:hint="eastAsia"/>
@@ -1529,7 +1440,6 @@
         <w:lastRenderedPageBreak/>
         <w:t>장하영</w:t>
       </w:r>
-      <w:proofErr w:type="spellEnd"/>
     </w:p>
     <w:p>
       <w:pPr>
@@ -1569,64 +1479,31 @@
           <w:szCs w:val="20"/>
         </w:rPr>
       </w:pPr>
-      <w:proofErr w:type="spellStart"/>
-      <w:r>
-        <w:rPr>
-          <w:szCs w:val="20"/>
-        </w:rPr>
-        <w:t>serde_json</w:t>
-      </w:r>
-      <w:proofErr w:type="spellEnd"/>
-      <w:r>
-        <w:rPr>
-          <w:szCs w:val="20"/>
-        </w:rPr>
-        <w:t xml:space="preserve"> crate</w:t>
-      </w:r>
-      <w:proofErr w:type="spellStart"/>
+      <w:r>
+        <w:rPr>
+          <w:szCs w:val="20"/>
+        </w:rPr>
+        <w:t>serde_json crate</w:t>
+      </w:r>
       <w:r>
         <w:rPr>
           <w:rFonts w:hint="eastAsia"/>
           <w:szCs w:val="20"/>
         </w:rPr>
-        <w:t>를</w:t>
-      </w:r>
-      <w:proofErr w:type="spellEnd"/>
+        <w:t xml:space="preserve">를 사용하여 지형의 </w:t>
+      </w:r>
+      <w:r>
+        <w:rPr>
+          <w:szCs w:val="20"/>
+        </w:rPr>
+        <w:t xml:space="preserve">Height </w:t>
+      </w:r>
       <w:r>
         <w:rPr>
           <w:rFonts w:hint="eastAsia"/>
           <w:szCs w:val="20"/>
         </w:rPr>
-        <w:t xml:space="preserve"> 사용하여 지형의 </w:t>
-      </w:r>
-      <w:r>
-        <w:rPr>
-          <w:szCs w:val="20"/>
-        </w:rPr>
-        <w:t xml:space="preserve">Height </w:t>
-      </w:r>
-      <w:r>
-        <w:rPr>
-          <w:rFonts w:hint="eastAsia"/>
-          <w:szCs w:val="20"/>
-        </w:rPr>
-        <w:t xml:space="preserve">데이터를 </w:t>
-      </w:r>
-      <w:proofErr w:type="spellStart"/>
-      <w:r>
-        <w:rPr>
-          <w:rFonts w:hint="eastAsia"/>
-          <w:szCs w:val="20"/>
-        </w:rPr>
-        <w:t>로드하는</w:t>
-      </w:r>
-      <w:proofErr w:type="spellEnd"/>
-      <w:r>
-        <w:rPr>
-          <w:rFonts w:hint="eastAsia"/>
-          <w:szCs w:val="20"/>
-        </w:rPr>
-        <w:t xml:space="preserve"> 함수를 작성함.</w:t>
+        <w:t>데이터를 로드하는 함수를 작성함.</w:t>
       </w:r>
     </w:p>
     <w:p>
@@ -1878,7 +1755,16 @@
               <w:rPr>
                 <w:rFonts w:hint="eastAsia"/>
               </w:rPr>
-              <w:t>2024.0</w:t>
+              <w:t>202</w:t>
+            </w:r>
+            <w:r>
+              <w:t>5</w:t>
+            </w:r>
+            <w:r>
+              <w:rPr>
+                <w:rFonts w:hint="eastAsia"/>
+              </w:rPr>
+              <w:t>.0</w:t>
             </w:r>
             <w:r>
               <w:rPr>
@@ -1893,7 +1779,10 @@
               <w:rPr>
                 <w:rFonts w:hint="eastAsia"/>
               </w:rPr>
-              <w:t>~2024</w:t>
+              <w:t>~202</w:t>
+            </w:r>
+            <w:r>
+              <w:t>5</w:t>
             </w:r>
             <w:r>
               <w:rPr>
@@ -1994,21 +1883,12 @@
               </w:rPr>
               <w:t>HD-Tree</w:t>
             </w:r>
-            <w:proofErr w:type="spellStart"/>
             <w:r>
               <w:rPr>
                 <w:rFonts w:hint="eastAsia"/>
                 <w:szCs w:val="20"/>
               </w:rPr>
-              <w:t>를</w:t>
-            </w:r>
-            <w:proofErr w:type="spellEnd"/>
-            <w:r>
-              <w:rPr>
-                <w:rFonts w:hint="eastAsia"/>
-                <w:szCs w:val="20"/>
-              </w:rPr>
-              <w:t xml:space="preserve"> 위한 </w:t>
+              <w:t xml:space="preserve">를 위한 </w:t>
             </w:r>
             <w:r>
               <w:rPr>
